--- a/assignment4/Assignment 4 Report.docx
+++ b/assignment4/Assignment 4 Report.docx
@@ -61,21 +61,7 @@
         <w:rPr>
           <w:rFonts w:ascii="Times New Roman" w:hAnsi="Times New Roman" w:cs="Times New Roman"/>
         </w:rPr>
-        <w:t xml:space="preserve">” dataset such </w:t>
-      </w:r>
-      <w:proofErr w:type="gramStart"/>
-      <w:r>
-        <w:rPr>
-          <w:rFonts w:ascii="Times New Roman" w:hAnsi="Times New Roman" w:cs="Times New Roman"/>
-        </w:rPr>
-        <w:t>as;</w:t>
-      </w:r>
-      <w:proofErr w:type="gramEnd"/>
-      <w:r>
-        <w:rPr>
-          <w:rFonts w:ascii="Times New Roman" w:hAnsi="Times New Roman" w:cs="Times New Roman"/>
-        </w:rPr>
-        <w:t xml:space="preserve"> removing rows with missing values </w:t>
+        <w:t xml:space="preserve">” dataset such as; removing rows with missing values </w:t>
       </w:r>
       <w:r>
         <w:rPr>
@@ -536,21 +522,7 @@
         <w:rPr>
           <w:rFonts w:ascii="Times New Roman" w:hAnsi="Times New Roman" w:cs="Times New Roman"/>
         </w:rPr>
-        <w:t xml:space="preserve">We are, however, able to see some clear </w:t>
-      </w:r>
-      <w:proofErr w:type="gramStart"/>
-      <w:r>
-        <w:rPr>
-          <w:rFonts w:ascii="Times New Roman" w:hAnsi="Times New Roman" w:cs="Times New Roman"/>
-        </w:rPr>
-        <w:t>merge</w:t>
-      </w:r>
-      <w:proofErr w:type="gramEnd"/>
-      <w:r>
-        <w:rPr>
-          <w:rFonts w:ascii="Times New Roman" w:hAnsi="Times New Roman" w:cs="Times New Roman"/>
-        </w:rPr>
-        <w:t xml:space="preserve"> at distances </w:t>
+        <w:t xml:space="preserve">We are, however, able to see some clear merge at distances </w:t>
       </w:r>
       <w:r>
         <w:rPr>
@@ -917,21 +889,7 @@
         <w:rPr>
           <w:rFonts w:ascii="Times New Roman" w:hAnsi="Times New Roman" w:cs="Times New Roman"/>
         </w:rPr>
-        <w:t xml:space="preserve">This may not be ideal for our model as you have to have some words which would almost always appear in the language for it to make sense such </w:t>
-      </w:r>
-      <w:proofErr w:type="gramStart"/>
-      <w:r>
-        <w:rPr>
-          <w:rFonts w:ascii="Times New Roman" w:hAnsi="Times New Roman" w:cs="Times New Roman"/>
-        </w:rPr>
-        <w:t>as;</w:t>
-      </w:r>
-      <w:proofErr w:type="gramEnd"/>
-      <w:r>
-        <w:rPr>
-          <w:rFonts w:ascii="Times New Roman" w:hAnsi="Times New Roman" w:cs="Times New Roman"/>
-        </w:rPr>
-        <w:t xml:space="preserve"> “and” or “the”. Sadly, the count vector cannot understand this.</w:t>
+        <w:t>This may not be ideal for our model as you have to have some words which would almost always appear in the language for it to make sense such as; “and” or “the”. Sadly, the count vector cannot understand this.</w:t>
       </w:r>
       <w:r>
         <w:rPr>
@@ -1007,21 +965,7 @@
         <w:rPr>
           <w:rFonts w:ascii="Times New Roman" w:hAnsi="Times New Roman" w:cs="Times New Roman"/>
         </w:rPr>
-        <w:t xml:space="preserve">On the other hand, the TFIDF method does </w:t>
-      </w:r>
-      <w:proofErr w:type="gramStart"/>
-      <w:r>
-        <w:rPr>
-          <w:rFonts w:ascii="Times New Roman" w:hAnsi="Times New Roman" w:cs="Times New Roman"/>
-        </w:rPr>
-        <w:t>take into account</w:t>
-      </w:r>
-      <w:proofErr w:type="gramEnd"/>
-      <w:r>
-        <w:rPr>
-          <w:rFonts w:ascii="Times New Roman" w:hAnsi="Times New Roman" w:cs="Times New Roman"/>
-        </w:rPr>
-        <w:t xml:space="preserve"> the weight of these common words in the overall appearance of the entire text</w:t>
+        <w:t>On the other hand, the TFIDF method does take into account the weight of these common words in the overall appearance of the entire text</w:t>
       </w:r>
       <w:r>
         <w:rPr>
@@ -1193,13 +1137,299 @@
       <w:pPr>
         <w:rPr>
           <w:rFonts w:ascii="Times New Roman" w:hAnsi="Times New Roman" w:cs="Times New Roman"/>
+        </w:rPr>
+      </w:pPr>
+      <w:r>
+        <w:rPr>
+          <w:rFonts w:ascii="Times New Roman" w:hAnsi="Times New Roman" w:cs="Times New Roman"/>
+        </w:rPr>
+        <w:t>After doing the preprocessing (just to be sure that the dataset was clean), we dropped the “Serial No.” column because we did not need it. The target field was “</w:t>
+      </w:r>
+      <w:r>
+        <w:rPr>
+          <w:rFonts w:ascii="Times New Roman" w:hAnsi="Times New Roman" w:cs="Times New Roman"/>
           <w:b/>
           <w:bCs/>
         </w:rPr>
-      </w:pPr>
+        <w:t>Chance of Admit</w:t>
+      </w:r>
+      <w:r>
+        <w:rPr>
+          <w:rFonts w:ascii="Times New Roman" w:hAnsi="Times New Roman" w:cs="Times New Roman"/>
+        </w:rPr>
+        <w:t xml:space="preserve"> ”, but it was a continuous float value. Hence, we encoded it to only be binary for our Y variable by rounding </w:t>
+      </w:r>
+      <w:r>
+        <w:rPr>
+          <w:rFonts w:ascii="Times New Roman" w:hAnsi="Times New Roman" w:cs="Times New Roman"/>
+        </w:rPr>
+        <w:lastRenderedPageBreak/>
+        <w:t xml:space="preserve">down (all Y values which were lower than 0.5 became </w:t>
+      </w:r>
+      <w:r>
+        <w:rPr>
+          <w:rFonts w:ascii="Times New Roman" w:hAnsi="Times New Roman" w:cs="Times New Roman"/>
+          <w:b/>
+          <w:bCs/>
+        </w:rPr>
+        <w:t>0</w:t>
+      </w:r>
+      <w:r>
+        <w:rPr>
+          <w:rFonts w:ascii="Times New Roman" w:hAnsi="Times New Roman" w:cs="Times New Roman"/>
+        </w:rPr>
+        <w:t xml:space="preserve"> whereas the rest were </w:t>
+      </w:r>
+      <w:r>
+        <w:rPr>
+          <w:rFonts w:ascii="Times New Roman" w:hAnsi="Times New Roman" w:cs="Times New Roman"/>
+          <w:b/>
+          <w:bCs/>
+        </w:rPr>
+        <w:t>1</w:t>
+      </w:r>
+      <w:r>
+        <w:rPr>
+          <w:rFonts w:ascii="Times New Roman" w:hAnsi="Times New Roman" w:cs="Times New Roman"/>
+        </w:rPr>
+        <w:t>)</w:t>
+      </w:r>
+      <w:r>
+        <w:rPr>
+          <w:rFonts w:ascii="Times New Roman" w:hAnsi="Times New Roman" w:cs="Times New Roman"/>
+        </w:rPr>
+        <w:t xml:space="preserve">: </w:t>
+      </w:r>
+      <w:r>
+        <w:rPr>
+          <w:rFonts w:ascii="Times New Roman" w:hAnsi="Times New Roman" w:cs="Times New Roman"/>
+        </w:rPr>
+        <w:drawing>
+          <wp:inline distT="0" distB="0" distL="0" distR="0" wp14:anchorId="76064988" wp14:editId="4EAC2DFD">
+            <wp:extent cx="1592666" cy="135653"/>
+            <wp:effectExtent l="0" t="0" r="0" b="0"/>
+            <wp:docPr id="1795625444" name="Picture 1"/>
+            <wp:cNvGraphicFramePr>
+              <a:graphicFrameLocks xmlns:a="http://schemas.openxmlformats.org/drawingml/2006/main" noChangeAspect="1"/>
+            </wp:cNvGraphicFramePr>
+            <a:graphic xmlns:a="http://schemas.openxmlformats.org/drawingml/2006/main">
+              <a:graphicData uri="http://schemas.openxmlformats.org/drawingml/2006/picture">
+                <pic:pic xmlns:pic="http://schemas.openxmlformats.org/drawingml/2006/picture">
+                  <pic:nvPicPr>
+                    <pic:cNvPr id="1795625444" name=""/>
+                    <pic:cNvPicPr/>
+                  </pic:nvPicPr>
+                  <pic:blipFill>
+                    <a:blip r:embed="rId15"/>
+                    <a:stretch>
+                      <a:fillRect/>
+                    </a:stretch>
+                  </pic:blipFill>
+                  <pic:spPr>
+                    <a:xfrm>
+                      <a:off x="0" y="0"/>
+                      <a:ext cx="1673668" cy="142552"/>
+                    </a:xfrm>
+                    <a:prstGeom prst="rect">
+                      <a:avLst/>
+                    </a:prstGeom>
+                  </pic:spPr>
+                </pic:pic>
+              </a:graphicData>
+            </a:graphic>
+          </wp:inline>
+        </w:drawing>
+      </w:r>
+      <w:r>
+        <w:rPr>
+          <w:rFonts w:ascii="Times New Roman" w:hAnsi="Times New Roman" w:cs="Times New Roman"/>
+        </w:rPr>
+        <w:t xml:space="preserve"> For testing we had a dataset of the first 200 records from the original data since we were not splitting using the </w:t>
+      </w:r>
+      <w:proofErr w:type="spellStart"/>
+      <w:r>
+        <w:rPr>
+          <w:rFonts w:ascii="Times New Roman" w:hAnsi="Times New Roman" w:cs="Times New Roman"/>
+          <w:i/>
+          <w:iCs/>
+        </w:rPr>
+        <w:t>train_split_ratio</w:t>
+      </w:r>
+      <w:proofErr w:type="spellEnd"/>
+      <w:r>
+        <w:rPr>
+          <w:rFonts w:ascii="Times New Roman" w:hAnsi="Times New Roman" w:cs="Times New Roman"/>
+        </w:rPr>
+        <w:t xml:space="preserve"> this time: </w:t>
+      </w:r>
+      <w:r>
+        <w:rPr>
+          <w:rFonts w:ascii="Times New Roman" w:hAnsi="Times New Roman" w:cs="Times New Roman"/>
+        </w:rPr>
+        <w:drawing>
+          <wp:inline distT="0" distB="0" distL="0" distR="0" wp14:anchorId="06C10CB8" wp14:editId="7F476D12">
+            <wp:extent cx="1451987" cy="172703"/>
+            <wp:effectExtent l="0" t="0" r="0" b="0"/>
+            <wp:docPr id="223296016" name="Picture 1"/>
+            <wp:cNvGraphicFramePr>
+              <a:graphicFrameLocks xmlns:a="http://schemas.openxmlformats.org/drawingml/2006/main" noChangeAspect="1"/>
+            </wp:cNvGraphicFramePr>
+            <a:graphic xmlns:a="http://schemas.openxmlformats.org/drawingml/2006/main">
+              <a:graphicData uri="http://schemas.openxmlformats.org/drawingml/2006/picture">
+                <pic:pic xmlns:pic="http://schemas.openxmlformats.org/drawingml/2006/picture">
+                  <pic:nvPicPr>
+                    <pic:cNvPr id="223296016" name=""/>
+                    <pic:cNvPicPr/>
+                  </pic:nvPicPr>
+                  <pic:blipFill>
+                    <a:blip r:embed="rId16"/>
+                    <a:stretch>
+                      <a:fillRect/>
+                    </a:stretch>
+                  </pic:blipFill>
+                  <pic:spPr>
+                    <a:xfrm>
+                      <a:off x="0" y="0"/>
+                      <a:ext cx="1497584" cy="178126"/>
+                    </a:xfrm>
+                    <a:prstGeom prst="rect">
+                      <a:avLst/>
+                    </a:prstGeom>
+                  </pic:spPr>
+                </pic:pic>
+              </a:graphicData>
+            </a:graphic>
+          </wp:inline>
+        </w:drawing>
+      </w:r>
+      <w:r>
+        <w:rPr>
+          <w:rFonts w:ascii="Times New Roman" w:hAnsi="Times New Roman" w:cs="Times New Roman"/>
+        </w:rPr>
+        <w:t xml:space="preserve">. </w:t>
+      </w:r>
+      <w:r>
+        <w:rPr>
+          <w:rFonts w:ascii="Times New Roman" w:hAnsi="Times New Roman" w:cs="Times New Roman"/>
+        </w:rPr>
+        <w:t xml:space="preserve">After generating the ANN model and testing it, we attained an accuracy score of 0.89, which was very good indeed. </w:t>
+      </w:r>
+      <w:r>
+        <w:rPr>
+          <w:rFonts w:ascii="Times New Roman" w:hAnsi="Times New Roman" w:cs="Times New Roman"/>
+        </w:rPr>
+        <w:drawing>
+          <wp:inline distT="0" distB="0" distL="0" distR="0" wp14:anchorId="060DBE97" wp14:editId="21068891">
+            <wp:extent cx="2080009" cy="213623"/>
+            <wp:effectExtent l="0" t="0" r="0" b="0"/>
+            <wp:docPr id="1974634666" name="Picture 1"/>
+            <wp:cNvGraphicFramePr>
+              <a:graphicFrameLocks xmlns:a="http://schemas.openxmlformats.org/drawingml/2006/main" noChangeAspect="1"/>
+            </wp:cNvGraphicFramePr>
+            <a:graphic xmlns:a="http://schemas.openxmlformats.org/drawingml/2006/main">
+              <a:graphicData uri="http://schemas.openxmlformats.org/drawingml/2006/picture">
+                <pic:pic xmlns:pic="http://schemas.openxmlformats.org/drawingml/2006/picture">
+                  <pic:nvPicPr>
+                    <pic:cNvPr id="1974634666" name=""/>
+                    <pic:cNvPicPr/>
+                  </pic:nvPicPr>
+                  <pic:blipFill>
+                    <a:blip r:embed="rId17"/>
+                    <a:stretch>
+                      <a:fillRect/>
+                    </a:stretch>
+                  </pic:blipFill>
+                  <pic:spPr>
+                    <a:xfrm>
+                      <a:off x="0" y="0"/>
+                      <a:ext cx="2190200" cy="224940"/>
+                    </a:xfrm>
+                    <a:prstGeom prst="rect">
+                      <a:avLst/>
+                    </a:prstGeom>
+                  </pic:spPr>
+                </pic:pic>
+              </a:graphicData>
+            </a:graphic>
+          </wp:inline>
+        </w:drawing>
+      </w:r>
+      <w:r>
+        <w:rPr>
+          <w:rFonts w:ascii="Times New Roman" w:hAnsi="Times New Roman" w:cs="Times New Roman"/>
+        </w:rPr>
+        <w:t xml:space="preserve"> I think this could have been due to the imbalance of the scores in the target variable. It may have counted a higher number of 0’s than 1’s since we were only able to test out the first 200 rows of data.</w:t>
+      </w:r>
+      <w:r>
+        <w:rPr>
+          <w:rFonts w:ascii="Times New Roman" w:hAnsi="Times New Roman" w:cs="Times New Roman"/>
+        </w:rPr>
+        <w:t xml:space="preserve"> The general scores were as follows:</w:t>
+      </w:r>
+    </w:p>
+    <w:p>
+      <w:pPr>
+        <w:jc w:val="center"/>
+        <w:rPr>
+          <w:rFonts w:ascii="Times New Roman" w:hAnsi="Times New Roman" w:cs="Times New Roman"/>
+        </w:rPr>
+      </w:pPr>
+      <w:r>
+        <w:rPr>
+          <w:rFonts w:ascii="Times New Roman" w:hAnsi="Times New Roman" w:cs="Times New Roman"/>
+        </w:rPr>
+        <w:drawing>
+          <wp:inline distT="0" distB="0" distL="0" distR="0" wp14:anchorId="6EAD3BDE" wp14:editId="17969CEC">
+            <wp:extent cx="2914022" cy="1279843"/>
+            <wp:effectExtent l="0" t="0" r="635" b="0"/>
+            <wp:docPr id="555646474" name="Picture 1" descr="A screenshot of a computer&#10;&#10;AI-generated content may be incorrect."/>
+            <wp:cNvGraphicFramePr>
+              <a:graphicFrameLocks xmlns:a="http://schemas.openxmlformats.org/drawingml/2006/main" noChangeAspect="1"/>
+            </wp:cNvGraphicFramePr>
+            <a:graphic xmlns:a="http://schemas.openxmlformats.org/drawingml/2006/main">
+              <a:graphicData uri="http://schemas.openxmlformats.org/drawingml/2006/picture">
+                <pic:pic xmlns:pic="http://schemas.openxmlformats.org/drawingml/2006/picture">
+                  <pic:nvPicPr>
+                    <pic:cNvPr id="555646474" name="Picture 1" descr="A screenshot of a computer&#10;&#10;AI-generated content may be incorrect."/>
+                    <pic:cNvPicPr/>
+                  </pic:nvPicPr>
+                  <pic:blipFill>
+                    <a:blip r:embed="rId18"/>
+                    <a:stretch>
+                      <a:fillRect/>
+                    </a:stretch>
+                  </pic:blipFill>
+                  <pic:spPr>
+                    <a:xfrm>
+                      <a:off x="0" y="0"/>
+                      <a:ext cx="2923603" cy="1284051"/>
+                    </a:xfrm>
+                    <a:prstGeom prst="rect">
+                      <a:avLst/>
+                    </a:prstGeom>
+                  </pic:spPr>
+                </pic:pic>
+              </a:graphicData>
+            </a:graphic>
+          </wp:inline>
+        </w:drawing>
+      </w:r>
+    </w:p>
+    <w:p>
+      <w:pPr>
+        <w:rPr>
+          <w:rFonts w:ascii="Times New Roman" w:hAnsi="Times New Roman" w:cs="Times New Roman"/>
+        </w:rPr>
+      </w:pPr>
+      <w:r>
+        <w:rPr>
+          <w:rFonts w:ascii="Times New Roman" w:hAnsi="Times New Roman" w:cs="Times New Roman"/>
+        </w:rPr>
+        <w:t xml:space="preserve">For class 0, we can see that out of the 23 cases which had the actual “0”, our model was able to flag only 1, giving us a 1/23 ratio, in the simplest form which is stated as our f1-score is very low. On the other hand, out of the 177 cases of actual “1”, we were able to detect all of them thus our high f1-score. This confirms our theory that our dataset was heavily imbalanced since it had more “1’s” to train from than 0. </w:t>
+      </w:r>
     </w:p>
     <w:sectPr>
-      <w:headerReference w:type="default" r:id="rId15"/>
+      <w:headerReference w:type="default" r:id="rId19"/>
       <w:pgSz w:w="12240" w:h="15840"/>
       <w:pgMar w:top="1440" w:right="1440" w:bottom="1440" w:left="1440" w:header="720" w:footer="720" w:gutter="0"/>
       <w:cols w:space="720"/>
